--- a/docs/CCOPilot_SOC2_Readiness_Assessment_v2.1.docx
+++ b/docs/CCOPilot_SOC2_Readiness_Assessment_v2.1.docx
@@ -112,7 +112,7 @@
           <w:rFonts w:ascii="Arial" w:hAnsi="Arial"/>
           <w:sz w:val="20"/>
         </w:rPr>
-        <w:t>The platform has moved from "significant security gaps" to a substantially hardened posture. Of the 19 total findings, 11 have been fully remediated, 4 have been partially addressed, 2 remain open, and 2 have been deferred. The remaining open items are organizational (formal policies, vendor management) rather than application-level vulnerabilities.</w:t>
+        <w:t>The platform has moved from "significant security gaps" to a substantially hardened posture. Of the 19 total findings, 12 have been fully remediated, 4 have been partially addressed, 1 remains open, and 2 have been deferred. The sole remaining open item is vendor SOC 2 report collection (ORG-003). All application-level, availability, and organizational policy findings have been closed.</w:t>
       </w:r>
     </w:p>
     <w:p>
@@ -1412,7 +1412,7 @@
               <w:rPr>
                 <w:sz w:val="18"/>
               </w:rPr>
-              <w:t>❌ OPEN</w:t>
+              <w:t>✅ REMEDIATED</w:t>
             </w:r>
           </w:p>
         </w:tc>
@@ -1425,7 +1425,7 @@
               <w:rPr>
                 <w:sz w:val="18"/>
               </w:rPr>
-              <w:t>Security Posture document created for customer-facing use. Formal internal policies (access control, change management, incident response) not yet drafted.</w:t>
+              <w:t>8 formal policies adopted 3/25/2026. Security portal live. Quarterly review cycle. SOC 2 observation period started.</w:t>
             </w:r>
           </w:p>
         </w:tc>
@@ -1743,7 +1743,7 @@
               <w:rPr>
                 <w:sz w:val="18"/>
               </w:rPr>
-              <w:t>11</w:t>
+              <w:t>12</w:t>
             </w:r>
           </w:p>
         </w:tc>
@@ -1756,7 +1756,7 @@
               <w:rPr>
                 <w:sz w:val="18"/>
               </w:rPr>
-              <w:t>57%</w:t>
+              <w:t>63%</w:t>
             </w:r>
           </w:p>
         </w:tc>
@@ -1828,7 +1828,7 @@
               <w:rPr>
                 <w:sz w:val="18"/>
               </w:rPr>
-              <w:t>2</w:t>
+              <w:t>1</w:t>
             </w:r>
           </w:p>
         </w:tc>
@@ -1841,7 +1841,7 @@
               <w:rPr>
                 <w:sz w:val="18"/>
               </w:rPr>
-              <w:t>10%</w:t>
+              <w:t>5%</w:t>
             </w:r>
           </w:p>
         </w:tc>
@@ -1898,7 +1898,7 @@
           <w:rFonts w:ascii="Arial" w:hAnsi="Arial"/>
           <w:sz w:val="20"/>
         </w:rPr>
-        <w:t>The critical application-level vulnerabilities (SEC-001, SEC-002, CON-001) have all been fully remediated. Availability findings (AVL-001, AVL-002) were closed on March 25, 2026 with a tested DR plan, PITR recovery verification, UptimeRobot monitoring, and a public status page. The remaining open items are organizational policies and vendor risk management.</w:t>
+        <w:t>All critical and high-severity findings have been remediated. Application security (SEC-001, SEC-002, CON-001), availability (AVL-001, AVL-002), AI governance (INT-001), and organizational policies (ORG-001) are all closed. Eight formal security policies were adopted on March 25, 2026, starting the SOC 2 Type II observation period clock. A private security documentation portal is live at cco2go.ai/security.html for prospect and customer access.</w:t>
       </w:r>
     </w:p>
     <w:p>
@@ -2134,7 +2134,12 @@
         <w:pStyle w:val="Heading3"/>
       </w:pPr>
       <w:r>
-        <w:t>ORG-001: Formal Security Policies — OPEN</w:t>
+        <w:rPr>
+          <w:b/>
+          <w:color w:val="1687A7"/>
+          <w:sz w:val="22"/>
+        </w:rPr>
+        <w:t>ORG-001: Formal Security Policies — REMEDIATED</w:t>
       </w:r>
     </w:p>
     <w:p>
@@ -2144,7 +2149,11 @@
     </w:p>
     <w:p>
       <w:r>
-        <w:t>Current Status: A Security Posture document was created for customer-facing use, documenting current security controls, architecture, and data handling practices. However, formal internal policies (Information Security Policy, Access Control Policy, Change Management Policy, Incident Response Policy, Business Continuity Policy, Vendor Management Policy) have not yet been drafted. These are required for SOC 2 Type II and need to be in place for 3-6 months before an audit.</w:t>
+        <w:rPr>
+          <w:rFonts w:ascii="Arial" w:hAnsi="Arial"/>
+          <w:sz w:val="20"/>
+        </w:rPr>
+        <w:t>Remediation (March 25, 2026): Eight formal security policies drafted, adopted, and published. All policies are tailored to CCOPilot.ai's actual infrastructure, tools, and operations — not generic templates. Policies are hosted on a private security portal at cco2go.ai/security.html for customer/prospect access. Quarterly review cycle established (next review: June 25, 2026). The eight policies are: (1) Information Security Policy (POL-ISP-001), (2) Access Control Policy (POL-ACP-002), (3) Change Management Policy (POL-CMP-003), (4) Incident Response Policy (POL-IRP-004), (5) Business Continuity &amp; DR Policy (POL-BCD-005), (6) Vendor Management Policy (POL-VMP-006), (7) Data Classification &amp; Handling Policy (POL-DCH-007), (8) Acceptable Use Policy (POL-AUP-008). SOC 2 Type II observation period clock starts from adoption date (March 25, 2026). Earliest audit readiness: September 2026 (6-month observation period).</w:t>
       </w:r>
     </w:p>
     <w:p>
@@ -2630,7 +2639,11 @@
     </w:p>
     <w:p>
       <w:r>
-        <w:t>ORG-001: Draft formal security policies. Minimum set: Information Security, Access Control, Change Management, Incident Response, Vendor Management. Use templates from Vanta/Drata/Secureframe to accelerate. Policies need to be in effect for 3-6 months before a Type II audit.</w:t>
+        <w:rPr>
+          <w:rFonts w:ascii="Arial" w:hAnsi="Arial"/>
+          <w:sz w:val="20"/>
+        </w:rPr>
+        <w:t>ORG-001: COMPLETED — Eight formal security policies adopted March 25, 2026. Quarterly review cycle established. Security portal live at cco2go.ai/security.html.</w:t>
       </w:r>
     </w:p>
     <w:p>
@@ -2658,12 +2671,20 @@
     </w:p>
     <w:p>
       <w:r>
-        <w:t>AVL-001: Document RTO/RPO. Test Render backup restoration. Document disaster recovery procedures.</w:t>
+        <w:rPr>
+          <w:rFonts w:ascii="Arial" w:hAnsi="Arial"/>
+          <w:sz w:val="20"/>
+        </w:rPr>
+        <w:t>AVL-001: COMPLETED — DR Plan v1.2 documented and tested. PITR recovery verified (3-min recovery). Weekly backup schedule active. Offsite exports to OneDrive.</w:t>
       </w:r>
     </w:p>
     <w:p>
       <w:r>
-        <w:t>AVL-002: Implement external uptime monitoring (UptimeRobot or Better Uptime). Create incident response playbook. Publish status page.</w:t>
+        <w:rPr>
+          <w:rFonts w:ascii="Arial" w:hAnsi="Arial"/>
+          <w:sz w:val="20"/>
+        </w:rPr>
+        <w:t>AVL-002: COMPLETED — UptimeRobot monitoring active (2 monitors, 5-min intervals). Public status page live at stats.uptimerobot.com/j8LMMVikNW. Email alerts configured.</w:t>
       </w:r>
     </w:p>
     <w:p>
@@ -2702,7 +2723,11 @@
     </w:p>
     <w:p>
       <w:r>
-        <w:t>The platform is not yet SOC 2 audit-ready. The remaining gaps are organizational policies (which need a 3-6 month track record), vendor risk management, formal pen testing, and infrastructure DR planning. These items require sustained effort over 2-3 months, not code deployments. If SOC 2 Type II is targeted, the earliest realistic audit start would be Q4 2026, assuming policies are drafted and adopted by May 2026 to build the required observation period.</w:t>
+        <w:rPr>
+          <w:rFonts w:ascii="Arial" w:hAnsi="Arial"/>
+          <w:sz w:val="20"/>
+        </w:rPr>
+        <w:t>The platform is approaching SOC 2 audit readiness. All application-level security findings are remediated. Eight formal security policies were adopted on March 25, 2026, starting the 3-6 month observation period required for SOC 2 Type II. The earliest realistic audit engagement is September 2026 (6 months of policy adherence). The sole remaining open finding is ORG-003 (vendor SOC 2 report collection), which requires requesting reports from Render, Groq, and Resend. Two items remain deferred (2FA enforcement and SSO) but are not audit blockers.</w:t>
       </w:r>
     </w:p>
     <w:p>
@@ -3019,7 +3044,7 @@
           <w:color w:val="4A5668"/>
           <w:sz w:val="18"/>
         </w:rPr>
-        <w:t>CCOPilot.ai — SOC 2 Readiness Assessment v2</w:t>
+        <w:t>CCOPilot.ai — SOC 2 Readiness Assessment v2.2</w:t>
         <w:br/>
         <w:t>© 2026 CCO2go.ai</w:t>
         <w:br/>
@@ -3294,7 +3319,7 @@
               <w:rPr>
                 <w:sz w:val="18"/>
               </w:rPr>
-              <w:t>11</w:t>
+              <w:t>12</w:t>
             </w:r>
           </w:p>
         </w:tc>
@@ -3307,7 +3332,7 @@
               <w:rPr>
                 <w:sz w:val="18"/>
               </w:rPr>
-              <w:t>SEC-001, SEC-002, SEC-006, SEC-007, SEC-008, INT-001, CON-001, PRI-001, AVL-001, AVL-002 + additional controls</w:t>
+              <w:t>63%</w:t>
             </w:r>
           </w:p>
         </w:tc>
@@ -3376,7 +3401,7 @@
               <w:rPr>
                 <w:sz w:val="18"/>
               </w:rPr>
-              <w:t>2</w:t>
+              <w:t>1</w:t>
             </w:r>
           </w:p>
         </w:tc>
@@ -3389,7 +3414,7 @@
               <w:rPr>
                 <w:sz w:val="18"/>
               </w:rPr>
-              <w:t>ORG-001 (formal policies), ORG-003 (vendor risk mgmt)</w:t>
+              <w:t>5%</w:t>
             </w:r>
           </w:p>
         </w:tc>
@@ -3436,6 +3461,856 @@
         </w:tc>
       </w:tr>
     </w:tbl>
+    <w:p>
+      <w:r>
+        <w:br w:type="page"/>
+      </w:r>
+    </w:p>
+    <w:p>
+      <w:pPr>
+        <w:pStyle w:val="Heading1"/>
+      </w:pPr>
+      <w:r>
+        <w:t>Appendix: Security Policies Adopted (March 25, 2026)</w:t>
+      </w:r>
+    </w:p>
+    <w:p>
+      <w:r>
+        <w:t>Eight formal security policies were drafted and adopted on March 25, 2026, closing SOC 2 finding ORG-001. All policies are tailored to CCOPilot.ai infrastructure and operations. They are hosted on a private security documentation portal at cco2go.ai/security.html (noindex, nofollow — not publicly discoverable).</w:t>
+      </w:r>
+    </w:p>
+    <w:tbl>
+      <w:tblPr>
+        <w:tblW w:type="auto" w:w="0"/>
+        <w:tblLook w:firstColumn="1" w:firstRow="1" w:lastColumn="0" w:lastRow="0" w:noHBand="0" w:noVBand="1" w:val="04A0"/>
+      </w:tblPr>
+      <w:tblGrid>
+        <w:gridCol w:w="2340"/>
+        <w:gridCol w:w="2340"/>
+        <w:gridCol w:w="2340"/>
+        <w:gridCol w:w="2340"/>
+      </w:tblGrid>
+      <w:tr>
+        <w:tc>
+          <w:tcPr>
+            <w:tcW w:type="dxa" w:w="2340"/>
+            <w:shd w:fill="0F3460" w:val="clear"/>
+          </w:tcPr>
+          <w:p>
+            <w:r>
+              <w:rPr>
+                <w:b/>
+                <w:color w:val="FFFFFF"/>
+                <w:sz w:val="16"/>
+              </w:rPr>
+              <w:t>Policy</w:t>
+            </w:r>
+          </w:p>
+        </w:tc>
+        <w:tc>
+          <w:tcPr>
+            <w:tcW w:type="dxa" w:w="2340"/>
+            <w:shd w:fill="0F3460" w:val="clear"/>
+          </w:tcPr>
+          <w:p>
+            <w:r>
+              <w:rPr>
+                <w:b/>
+                <w:color w:val="FFFFFF"/>
+                <w:sz w:val="16"/>
+              </w:rPr>
+              <w:t>ID</w:t>
+            </w:r>
+          </w:p>
+        </w:tc>
+        <w:tc>
+          <w:tcPr>
+            <w:tcW w:type="dxa" w:w="2340"/>
+            <w:shd w:fill="0F3460" w:val="clear"/>
+          </w:tcPr>
+          <w:p>
+            <w:r>
+              <w:rPr>
+                <w:b/>
+                <w:color w:val="FFFFFF"/>
+                <w:sz w:val="16"/>
+              </w:rPr>
+              <w:t>Key Coverage</w:t>
+            </w:r>
+          </w:p>
+        </w:tc>
+        <w:tc>
+          <w:tcPr>
+            <w:tcW w:type="dxa" w:w="2340"/>
+            <w:shd w:fill="0F3460" w:val="clear"/>
+          </w:tcPr>
+          <w:p>
+            <w:r>
+              <w:rPr>
+                <w:b/>
+                <w:color w:val="FFFFFF"/>
+                <w:sz w:val="16"/>
+              </w:rPr>
+              <w:t>Review Cycle</w:t>
+            </w:r>
+          </w:p>
+        </w:tc>
+      </w:tr>
+      <w:tr>
+        <w:tc>
+          <w:tcPr>
+            <w:tcW w:type="dxa" w:w="2340"/>
+          </w:tcPr>
+          <w:p>
+            <w:r>
+              <w:rPr>
+                <w:sz w:val="16"/>
+              </w:rPr>
+              <w:t>Information Security</w:t>
+            </w:r>
+          </w:p>
+        </w:tc>
+        <w:tc>
+          <w:tcPr>
+            <w:tcW w:type="dxa" w:w="2340"/>
+          </w:tcPr>
+          <w:p>
+            <w:r>
+              <w:rPr>
+                <w:sz w:val="16"/>
+              </w:rPr>
+              <w:t>POL-ISP-001</w:t>
+            </w:r>
+          </w:p>
+        </w:tc>
+        <w:tc>
+          <w:tcPr>
+            <w:tcW w:type="dxa" w:w="2340"/>
+          </w:tcPr>
+          <w:p>
+            <w:r>
+              <w:rPr>
+                <w:sz w:val="16"/>
+              </w:rPr>
+              <w:t>Security program, controls, principles, AI governance</w:t>
+            </w:r>
+          </w:p>
+        </w:tc>
+        <w:tc>
+          <w:tcPr>
+            <w:tcW w:type="dxa" w:w="2340"/>
+          </w:tcPr>
+          <w:p>
+            <w:r>
+              <w:rPr>
+                <w:sz w:val="16"/>
+              </w:rPr>
+              <w:t>Quarterly</w:t>
+            </w:r>
+          </w:p>
+        </w:tc>
+      </w:tr>
+      <w:tr>
+        <w:tc>
+          <w:tcPr>
+            <w:tcW w:type="dxa" w:w="2340"/>
+            <w:shd w:fill="F5F7FA" w:val="clear"/>
+          </w:tcPr>
+          <w:p>
+            <w:r>
+              <w:rPr>
+                <w:sz w:val="16"/>
+              </w:rPr>
+              <w:t>Access Control</w:t>
+            </w:r>
+          </w:p>
+        </w:tc>
+        <w:tc>
+          <w:tcPr>
+            <w:tcW w:type="dxa" w:w="2340"/>
+            <w:shd w:fill="F5F7FA" w:val="clear"/>
+          </w:tcPr>
+          <w:p>
+            <w:r>
+              <w:rPr>
+                <w:sz w:val="16"/>
+              </w:rPr>
+              <w:t>POL-ACP-002</w:t>
+            </w:r>
+          </w:p>
+        </w:tc>
+        <w:tc>
+          <w:tcPr>
+            <w:tcW w:type="dxa" w:w="2340"/>
+            <w:shd w:fill="F5F7FA" w:val="clear"/>
+          </w:tcPr>
+          <w:p>
+            <w:r>
+              <w:rPr>
+                <w:sz w:val="16"/>
+              </w:rPr>
+              <w:t>RBAC roles (Admin/Manager/CSM/Viewer), provisioning, revocation, tenant isolation, access reviews</w:t>
+            </w:r>
+          </w:p>
+        </w:tc>
+        <w:tc>
+          <w:tcPr>
+            <w:tcW w:type="dxa" w:w="2340"/>
+            <w:shd w:fill="F5F7FA" w:val="clear"/>
+          </w:tcPr>
+          <w:p>
+            <w:r>
+              <w:rPr>
+                <w:sz w:val="16"/>
+              </w:rPr>
+              <w:t>Quarterly</w:t>
+            </w:r>
+          </w:p>
+        </w:tc>
+      </w:tr>
+      <w:tr>
+        <w:tc>
+          <w:tcPr>
+            <w:tcW w:type="dxa" w:w="2340"/>
+          </w:tcPr>
+          <w:p>
+            <w:r>
+              <w:rPr>
+                <w:sz w:val="16"/>
+              </w:rPr>
+              <w:t>Change Management</w:t>
+            </w:r>
+          </w:p>
+        </w:tc>
+        <w:tc>
+          <w:tcPr>
+            <w:tcW w:type="dxa" w:w="2340"/>
+          </w:tcPr>
+          <w:p>
+            <w:r>
+              <w:rPr>
+                <w:sz w:val="16"/>
+              </w:rPr>
+              <w:t>POL-CMP-003</w:t>
+            </w:r>
+          </w:p>
+        </w:tc>
+        <w:tc>
+          <w:tcPr>
+            <w:tcW w:type="dxa" w:w="2340"/>
+          </w:tcPr>
+          <w:p>
+            <w:r>
+              <w:rPr>
+                <w:sz w:val="16"/>
+              </w:rPr>
+              <w:t>Standard/Normal/Emergency changes, rollback, schema migrations, GitHub release tagging</w:t>
+            </w:r>
+          </w:p>
+        </w:tc>
+        <w:tc>
+          <w:tcPr>
+            <w:tcW w:type="dxa" w:w="2340"/>
+          </w:tcPr>
+          <w:p>
+            <w:r>
+              <w:rPr>
+                <w:sz w:val="16"/>
+              </w:rPr>
+              <w:t>Quarterly</w:t>
+            </w:r>
+          </w:p>
+        </w:tc>
+      </w:tr>
+      <w:tr>
+        <w:tc>
+          <w:tcPr>
+            <w:tcW w:type="dxa" w:w="2340"/>
+            <w:shd w:fill="F5F7FA" w:val="clear"/>
+          </w:tcPr>
+          <w:p>
+            <w:r>
+              <w:rPr>
+                <w:sz w:val="16"/>
+              </w:rPr>
+              <w:t>Incident Response</w:t>
+            </w:r>
+          </w:p>
+        </w:tc>
+        <w:tc>
+          <w:tcPr>
+            <w:tcW w:type="dxa" w:w="2340"/>
+            <w:shd w:fill="F5F7FA" w:val="clear"/>
+          </w:tcPr>
+          <w:p>
+            <w:r>
+              <w:rPr>
+                <w:sz w:val="16"/>
+              </w:rPr>
+              <w:t>POL-IRP-004</w:t>
+            </w:r>
+          </w:p>
+        </w:tc>
+        <w:tc>
+          <w:tcPr>
+            <w:tcW w:type="dxa" w:w="2340"/>
+            <w:shd w:fill="F5F7FA" w:val="clear"/>
+          </w:tcPr>
+          <w:p>
+            <w:r>
+              <w:rPr>
+                <w:sz w:val="16"/>
+              </w:rPr>
+              <w:t>SEV-1 to SEV-4 classification, detection, containment, resolution, customer notification, post-mortem</w:t>
+            </w:r>
+          </w:p>
+        </w:tc>
+        <w:tc>
+          <w:tcPr>
+            <w:tcW w:type="dxa" w:w="2340"/>
+            <w:shd w:fill="F5F7FA" w:val="clear"/>
+          </w:tcPr>
+          <w:p>
+            <w:r>
+              <w:rPr>
+                <w:sz w:val="16"/>
+              </w:rPr>
+              <w:t>Quarterly</w:t>
+            </w:r>
+          </w:p>
+        </w:tc>
+      </w:tr>
+      <w:tr>
+        <w:tc>
+          <w:tcPr>
+            <w:tcW w:type="dxa" w:w="2340"/>
+          </w:tcPr>
+          <w:p>
+            <w:r>
+              <w:rPr>
+                <w:sz w:val="16"/>
+              </w:rPr>
+              <w:t>Business Continuity &amp; DR</w:t>
+            </w:r>
+          </w:p>
+        </w:tc>
+        <w:tc>
+          <w:tcPr>
+            <w:tcW w:type="dxa" w:w="2340"/>
+          </w:tcPr>
+          <w:p>
+            <w:r>
+              <w:rPr>
+                <w:sz w:val="16"/>
+              </w:rPr>
+              <w:t>POL-BCD-005</w:t>
+            </w:r>
+          </w:p>
+        </w:tc>
+        <w:tc>
+          <w:tcPr>
+            <w:tcW w:type="dxa" w:w="2340"/>
+          </w:tcPr>
+          <w:p>
+            <w:r>
+              <w:rPr>
+                <w:sz w:val="16"/>
+              </w:rPr>
+              <w:t>RTO/RPO, backup requirements, testing schedule, references DR Plan v1.2</w:t>
+            </w:r>
+          </w:p>
+        </w:tc>
+        <w:tc>
+          <w:tcPr>
+            <w:tcW w:type="dxa" w:w="2340"/>
+          </w:tcPr>
+          <w:p>
+            <w:r>
+              <w:rPr>
+                <w:sz w:val="16"/>
+              </w:rPr>
+              <w:t>Quarterly</w:t>
+            </w:r>
+          </w:p>
+        </w:tc>
+      </w:tr>
+      <w:tr>
+        <w:tc>
+          <w:tcPr>
+            <w:tcW w:type="dxa" w:w="2340"/>
+            <w:shd w:fill="F5F7FA" w:val="clear"/>
+          </w:tcPr>
+          <w:p>
+            <w:r>
+              <w:rPr>
+                <w:sz w:val="16"/>
+              </w:rPr>
+              <w:t>Vendor Management</w:t>
+            </w:r>
+          </w:p>
+        </w:tc>
+        <w:tc>
+          <w:tcPr>
+            <w:tcW w:type="dxa" w:w="2340"/>
+            <w:shd w:fill="F5F7FA" w:val="clear"/>
+          </w:tcPr>
+          <w:p>
+            <w:r>
+              <w:rPr>
+                <w:sz w:val="16"/>
+              </w:rPr>
+              <w:t>POL-VMP-006</w:t>
+            </w:r>
+          </w:p>
+        </w:tc>
+        <w:tc>
+          <w:tcPr>
+            <w:tcW w:type="dxa" w:w="2340"/>
+            <w:shd w:fill="F5F7FA" w:val="clear"/>
+          </w:tcPr>
+          <w:p>
+            <w:r>
+              <w:rPr>
+                <w:sz w:val="16"/>
+              </w:rPr>
+              <w:t>9 vendors inventoried with risk ratings, assessment process, contingency plans, sub-processor list</w:t>
+            </w:r>
+          </w:p>
+        </w:tc>
+        <w:tc>
+          <w:tcPr>
+            <w:tcW w:type="dxa" w:w="2340"/>
+            <w:shd w:fill="F5F7FA" w:val="clear"/>
+          </w:tcPr>
+          <w:p>
+            <w:r>
+              <w:rPr>
+                <w:sz w:val="16"/>
+              </w:rPr>
+              <w:t>Quarterly</w:t>
+            </w:r>
+          </w:p>
+        </w:tc>
+      </w:tr>
+      <w:tr>
+        <w:tc>
+          <w:tcPr>
+            <w:tcW w:type="dxa" w:w="2340"/>
+          </w:tcPr>
+          <w:p>
+            <w:r>
+              <w:rPr>
+                <w:sz w:val="16"/>
+              </w:rPr>
+              <w:t>Data Classification &amp; Handling</w:t>
+            </w:r>
+          </w:p>
+        </w:tc>
+        <w:tc>
+          <w:tcPr>
+            <w:tcW w:type="dxa" w:w="2340"/>
+          </w:tcPr>
+          <w:p>
+            <w:r>
+              <w:rPr>
+                <w:sz w:val="16"/>
+              </w:rPr>
+              <w:t>POL-DCH-007</w:t>
+            </w:r>
+          </w:p>
+        </w:tc>
+        <w:tc>
+          <w:tcPr>
+            <w:tcW w:type="dxa" w:w="2340"/>
+          </w:tcPr>
+          <w:p>
+            <w:r>
+              <w:rPr>
+                <w:sz w:val="16"/>
+              </w:rPr>
+              <w:t>4 classification levels (Restricted/Confidential/Internal/Public), PII inventory, retention, GDPR/CCPA rights</w:t>
+            </w:r>
+          </w:p>
+        </w:tc>
+        <w:tc>
+          <w:tcPr>
+            <w:tcW w:type="dxa" w:w="2340"/>
+          </w:tcPr>
+          <w:p>
+            <w:r>
+              <w:rPr>
+                <w:sz w:val="16"/>
+              </w:rPr>
+              <w:t>Quarterly</w:t>
+            </w:r>
+          </w:p>
+        </w:tc>
+      </w:tr>
+      <w:tr>
+        <w:tc>
+          <w:tcPr>
+            <w:tcW w:type="dxa" w:w="2340"/>
+            <w:shd w:fill="F5F7FA" w:val="clear"/>
+          </w:tcPr>
+          <w:p>
+            <w:r>
+              <w:rPr>
+                <w:sz w:val="16"/>
+              </w:rPr>
+              <w:t>Acceptable Use</w:t>
+            </w:r>
+          </w:p>
+        </w:tc>
+        <w:tc>
+          <w:tcPr>
+            <w:tcW w:type="dxa" w:w="2340"/>
+            <w:shd w:fill="F5F7FA" w:val="clear"/>
+          </w:tcPr>
+          <w:p>
+            <w:r>
+              <w:rPr>
+                <w:sz w:val="16"/>
+              </w:rPr>
+              <w:t>POL-AUP-008</w:t>
+            </w:r>
+          </w:p>
+        </w:tc>
+        <w:tc>
+          <w:tcPr>
+            <w:tcW w:type="dxa" w:w="2340"/>
+            <w:shd w:fill="F5F7FA" w:val="clear"/>
+          </w:tcPr>
+          <w:p>
+            <w:r>
+              <w:rPr>
+                <w:sz w:val="16"/>
+              </w:rPr>
+              <w:t>Prohibited activities, AI governance rules, device requirements, reporting obligations, acknowledgment</w:t>
+            </w:r>
+          </w:p>
+        </w:tc>
+        <w:tc>
+          <w:tcPr>
+            <w:tcW w:type="dxa" w:w="2340"/>
+            <w:shd w:fill="F5F7FA" w:val="clear"/>
+          </w:tcPr>
+          <w:p>
+            <w:r>
+              <w:rPr>
+                <w:sz w:val="16"/>
+              </w:rPr>
+              <w:t>Quarterly</w:t>
+            </w:r>
+          </w:p>
+        </w:tc>
+      </w:tr>
+    </w:tbl>
+    <w:p/>
+    <w:p>
+      <w:pPr>
+        <w:pStyle w:val="Heading2"/>
+      </w:pPr>
+      <w:r>
+        <w:t>Security Documentation Portal</w:t>
+      </w:r>
+    </w:p>
+    <w:p>
+      <w:r>
+        <w:t>A private security documentation portal was created at cco2go.ai/security.html to provide prospects and customers with on-demand access to security documentation. The page includes:</w:t>
+      </w:r>
+    </w:p>
+    <w:p>
+      <w:pPr>
+        <w:pStyle w:val="ListBullet"/>
+      </w:pPr>
+      <w:r>
+        <w:t>Security posture summary with key metrics (remediation progress, RLS table count, uptime, policy count)</w:t>
+      </w:r>
+    </w:p>
+    <w:p>
+      <w:pPr>
+        <w:pStyle w:val="ListBullet"/>
+      </w:pPr>
+      <w:r>
+        <w:t>Downloadable SOC 2 Readiness Assessment and Disaster Recovery Plan</w:t>
+      </w:r>
+    </w:p>
+    <w:p>
+      <w:pPr>
+        <w:pStyle w:val="ListBullet"/>
+      </w:pPr>
+      <w:r>
+        <w:t>Downloadable copies of all 8 security policies</w:t>
+      </w:r>
+    </w:p>
+    <w:p>
+      <w:pPr>
+        <w:pStyle w:val="ListBullet"/>
+      </w:pPr>
+      <w:r>
+        <w:t>Infrastructure and architecture overview</w:t>
+      </w:r>
+    </w:p>
+    <w:p>
+      <w:pPr>
+        <w:pStyle w:val="ListBullet"/>
+      </w:pPr>
+      <w:r>
+        <w:t>Full sub-processor table with compliance status for each vendor</w:t>
+      </w:r>
+    </w:p>
+    <w:p>
+      <w:pPr>
+        <w:pStyle w:val="ListBullet"/>
+      </w:pPr>
+      <w:r>
+        <w:t>Contact information for security questionnaires and DPA requests</w:t>
+      </w:r>
+    </w:p>
+    <w:p>
+      <w:r>
+        <w:t>The page uses noindex/nofollow meta tags to prevent search engine indexing. It is accessible only via direct URL shared with authorized recipients. A link to the security portal was added to the marketing asset library (cco2go.ai/marketing.html).</w:t>
+      </w:r>
+    </w:p>
+    <w:p>
+      <w:pPr>
+        <w:pStyle w:val="Heading2"/>
+      </w:pPr>
+      <w:r>
+        <w:t>Updated Remediation Scorecard (Final — March 25, 2026)</w:t>
+      </w:r>
+    </w:p>
+    <w:tbl>
+      <w:tblPr>
+        <w:tblW w:type="auto" w:w="0"/>
+        <w:tblLook w:firstColumn="1" w:firstRow="1" w:lastColumn="0" w:lastRow="0" w:noHBand="0" w:noVBand="1" w:val="04A0"/>
+      </w:tblPr>
+      <w:tblGrid>
+        <w:gridCol w:w="3120"/>
+        <w:gridCol w:w="3120"/>
+        <w:gridCol w:w="3120"/>
+      </w:tblGrid>
+      <w:tr>
+        <w:tc>
+          <w:tcPr>
+            <w:tcW w:type="dxa" w:w="3120"/>
+            <w:shd w:fill="0F3460" w:val="clear"/>
+          </w:tcPr>
+          <w:p>
+            <w:r>
+              <w:rPr>
+                <w:b/>
+                <w:color w:val="FFFFFF"/>
+                <w:sz w:val="18"/>
+              </w:rPr>
+              <w:t>Status</w:t>
+            </w:r>
+          </w:p>
+        </w:tc>
+        <w:tc>
+          <w:tcPr>
+            <w:tcW w:type="dxa" w:w="3120"/>
+            <w:shd w:fill="0F3460" w:val="clear"/>
+          </w:tcPr>
+          <w:p>
+            <w:r>
+              <w:rPr>
+                <w:b/>
+                <w:color w:val="FFFFFF"/>
+                <w:sz w:val="18"/>
+              </w:rPr>
+              <w:t>Count</w:t>
+            </w:r>
+          </w:p>
+        </w:tc>
+        <w:tc>
+          <w:tcPr>
+            <w:tcW w:type="dxa" w:w="3120"/>
+            <w:shd w:fill="0F3460" w:val="clear"/>
+          </w:tcPr>
+          <w:p>
+            <w:r>
+              <w:rPr>
+                <w:b/>
+                <w:color w:val="FFFFFF"/>
+                <w:sz w:val="18"/>
+              </w:rPr>
+              <w:t>Findings</w:t>
+            </w:r>
+          </w:p>
+        </w:tc>
+      </w:tr>
+      <w:tr>
+        <w:tc>
+          <w:tcPr>
+            <w:tcW w:type="dxa" w:w="3120"/>
+          </w:tcPr>
+          <w:p>
+            <w:r>
+              <w:rPr>
+                <w:sz w:val="18"/>
+              </w:rPr>
+              <w:t>✅ Remediated</w:t>
+            </w:r>
+          </w:p>
+        </w:tc>
+        <w:tc>
+          <w:tcPr>
+            <w:tcW w:type="dxa" w:w="3120"/>
+          </w:tcPr>
+          <w:p>
+            <w:r>
+              <w:rPr>
+                <w:sz w:val="18"/>
+              </w:rPr>
+              <w:t>12 (63%)</w:t>
+            </w:r>
+          </w:p>
+        </w:tc>
+        <w:tc>
+          <w:tcPr>
+            <w:tcW w:type="dxa" w:w="3120"/>
+          </w:tcPr>
+          <w:p>
+            <w:r>
+              <w:rPr>
+                <w:sz w:val="18"/>
+              </w:rPr>
+              <w:t>SEC-001, SEC-002, SEC-006, SEC-007, SEC-008, INT-001, CON-001, PRI-001, AVL-001, AVL-002, ORG-001 + additional controls (CSRF, audit logging, CORS, Doppler, module gating, RLS)</w:t>
+            </w:r>
+          </w:p>
+        </w:tc>
+      </w:tr>
+      <w:tr>
+        <w:tc>
+          <w:tcPr>
+            <w:tcW w:type="dxa" w:w="3120"/>
+          </w:tcPr>
+          <w:p>
+            <w:r>
+              <w:rPr>
+                <w:sz w:val="18"/>
+              </w:rPr>
+              <w:t>🔶 Partially Addressed</w:t>
+            </w:r>
+          </w:p>
+        </w:tc>
+        <w:tc>
+          <w:tcPr>
+            <w:tcW w:type="dxa" w:w="3120"/>
+          </w:tcPr>
+          <w:p>
+            <w:r>
+              <w:rPr>
+                <w:sz w:val="18"/>
+              </w:rPr>
+              <w:t>4 (21%)</w:t>
+            </w:r>
+          </w:p>
+        </w:tc>
+        <w:tc>
+          <w:tcPr>
+            <w:tcW w:type="dxa" w:w="3120"/>
+          </w:tcPr>
+          <w:p>
+            <w:r>
+              <w:rPr>
+                <w:sz w:val="18"/>
+              </w:rPr>
+              <w:t>SEC-003 (pen test pending), INT-002 (data freshness), CON-002 (deletion endpoints), ORG-002 (branch protection)</w:t>
+            </w:r>
+          </w:p>
+        </w:tc>
+      </w:tr>
+      <w:tr>
+        <w:tc>
+          <w:tcPr>
+            <w:tcW w:type="dxa" w:w="3120"/>
+          </w:tcPr>
+          <w:p>
+            <w:r>
+              <w:rPr>
+                <w:sz w:val="18"/>
+              </w:rPr>
+              <w:t>❌ Open</w:t>
+            </w:r>
+          </w:p>
+        </w:tc>
+        <w:tc>
+          <w:tcPr>
+            <w:tcW w:type="dxa" w:w="3120"/>
+          </w:tcPr>
+          <w:p>
+            <w:r>
+              <w:rPr>
+                <w:sz w:val="18"/>
+              </w:rPr>
+              <w:t>1 (5%)</w:t>
+            </w:r>
+          </w:p>
+        </w:tc>
+        <w:tc>
+          <w:tcPr>
+            <w:tcW w:type="dxa" w:w="3120"/>
+          </w:tcPr>
+          <w:p>
+            <w:r>
+              <w:rPr>
+                <w:sz w:val="18"/>
+              </w:rPr>
+              <w:t>ORG-003 (vendor SOC 2 report collection — Render, Groq, Resend)</w:t>
+            </w:r>
+          </w:p>
+        </w:tc>
+      </w:tr>
+      <w:tr>
+        <w:tc>
+          <w:tcPr>
+            <w:tcW w:type="dxa" w:w="3120"/>
+          </w:tcPr>
+          <w:p>
+            <w:r>
+              <w:rPr>
+                <w:sz w:val="18"/>
+              </w:rPr>
+              <w:t>⏸️ Deferred</w:t>
+            </w:r>
+          </w:p>
+        </w:tc>
+        <w:tc>
+          <w:tcPr>
+            <w:tcW w:type="dxa" w:w="3120"/>
+          </w:tcPr>
+          <w:p>
+            <w:r>
+              <w:rPr>
+                <w:sz w:val="18"/>
+              </w:rPr>
+              <w:t>2 (11%)</w:t>
+            </w:r>
+          </w:p>
+        </w:tc>
+        <w:tc>
+          <w:tcPr>
+            <w:tcW w:type="dxa" w:w="3120"/>
+          </w:tcPr>
+          <w:p>
+            <w:r>
+              <w:rPr>
+                <w:sz w:val="18"/>
+              </w:rPr>
+              <w:t>SEC-004 (2FA enforcement), SEC-005 (SSO/SAML)</w:t>
+            </w:r>
+          </w:p>
+        </w:tc>
+      </w:tr>
+    </w:tbl>
+    <w:p/>
+    <w:p>
+      <w:r>
+        <w:t>Next milestone: Collect SOC 2 reports from Render, Groq, and Resend to close ORG-003. Once complete, the only remaining items are the two deferred findings (2FA and SSO), which are sales enablers rather than audit blockers. The SOC 2 Type II observation period began March 25, 2026 with the adoption of formal policies. Earliest audit engagement: September 2026.</w:t>
+      </w:r>
+    </w:p>
     <w:sectPr>
       <w:pgSz w:w="12240" w:h="15840"/>
       <w:pgMar w:top="1440" w:right="1440" w:bottom="1440" w:left="1440" w:header="720" w:footer="720" w:gutter="0"/>

--- a/docs/CCOPilot_SOC2_Readiness_Assessment_v2.1.docx
+++ b/docs/CCOPilot_SOC2_Readiness_Assessment_v2.1.docx
@@ -112,7 +112,7 @@
           <w:rFonts w:ascii="Arial" w:hAnsi="Arial"/>
           <w:sz w:val="20"/>
         </w:rPr>
-        <w:t>The platform has moved from "significant security gaps" to a substantially hardened posture. Of the 19 total findings, 12 have been fully remediated, 4 have been partially addressed, 1 remains open, and 2 have been deferred. The sole remaining open item is vendor SOC 2 report collection (ORG-003). All application-level, availability, and organizational policy findings have been closed.</w:t>
+        <w:t>The platform has moved from "significant security gaps" to a substantially hardened posture. Of the 19 total findings, 14 have been fully remediated, 2 have been partially addressed, 1 is in progress (vendor SOC 2 report collection), and 2 have been deferred. All critical, high, and medium severity application-level and organizational findings are closed. The SOC 2 Type II observation period began March 25, 2026 with formal policy adoption.</w:t>
       </w:r>
     </w:p>
     <w:p>
@@ -1219,7 +1219,7 @@
               <w:rPr>
                 <w:sz w:val="18"/>
               </w:rPr>
-              <w:t>PII inventory completed. Data classification policy drafted. Data retention/deletion endpoints not yet built.</w:t>
+              <w:t>PII inventory complete. Data classification policy adopted. Data Retention &amp; Deletion Procedures documented (PRO-DRD-001) with full retention schedule, deletion procedures, and data subject request log. Automated purge endpoints targeting Q2 2026.</w:t>
             </w:r>
           </w:p>
         </w:tc>
@@ -1551,7 +1551,7 @@
               <w:rPr>
                 <w:sz w:val="18"/>
               </w:rPr>
-              <w:t>❌ OPEN</w:t>
+              <w:t>🔶 IN PROGRESS</w:t>
             </w:r>
           </w:p>
         </w:tc>
@@ -1564,7 +1564,7 @@
               <w:rPr>
                 <w:sz w:val="18"/>
               </w:rPr>
-              <w:t>Sub-processor list documented. Formal vendor risk assessments and SOC 2 report collection not yet completed.</w:t>
+              <w:t>Vendor Risk Assessment Log created. SOC 2 reports requested from Render, Groq, Resend (3/25). All 9 vendors confirmed SOC 2 Type II. Awaiting report delivery.</w:t>
             </w:r>
           </w:p>
         </w:tc>
@@ -1622,7 +1622,7 @@
               <w:rPr>
                 <w:sz w:val="18"/>
               </w:rPr>
-              <w:t>❌ OPEN</w:t>
+              <w:t>✅ REMEDIATED</w:t>
             </w:r>
           </w:p>
         </w:tc>
@@ -1636,7 +1636,7 @@
               <w:rPr>
                 <w:sz w:val="18"/>
               </w:rPr>
-              <w:t>Not yet implemented.</w:t>
+              <w:t>Training program created (TRN-SAT-001). Covers phishing, credentials, secure coding, incident reporting, data handling, AI governance. First completion 3/25/2026. Annual refresher scheduled.</w:t>
             </w:r>
           </w:p>
         </w:tc>
@@ -1743,7 +1743,7 @@
               <w:rPr>
                 <w:sz w:val="18"/>
               </w:rPr>
-              <w:t>12</w:t>
+              <w:t>14</w:t>
             </w:r>
           </w:p>
         </w:tc>
@@ -1756,7 +1756,7 @@
               <w:rPr>
                 <w:sz w:val="18"/>
               </w:rPr>
-              <w:t>63%</w:t>
+              <w:t>74%</w:t>
             </w:r>
           </w:p>
         </w:tc>
@@ -1786,7 +1786,7 @@
               <w:rPr>
                 <w:sz w:val="18"/>
               </w:rPr>
-              <w:t>5</w:t>
+              <w:t>3</w:t>
             </w:r>
           </w:p>
         </w:tc>
@@ -1800,7 +1800,7 @@
               <w:rPr>
                 <w:sz w:val="18"/>
               </w:rPr>
-              <w:t>25%</w:t>
+              <w:t>16%</w:t>
             </w:r>
           </w:p>
         </w:tc>
@@ -1828,7 +1828,7 @@
               <w:rPr>
                 <w:sz w:val="18"/>
               </w:rPr>
-              <w:t>1</w:t>
+              <w:t>0</w:t>
             </w:r>
           </w:p>
         </w:tc>
@@ -1841,7 +1841,7 @@
               <w:rPr>
                 <w:sz w:val="18"/>
               </w:rPr>
-              <w:t>5%</w:t>
+              <w:t>0%</w:t>
             </w:r>
           </w:p>
         </w:tc>
@@ -1898,7 +1898,7 @@
           <w:rFonts w:ascii="Arial" w:hAnsi="Arial"/>
           <w:sz w:val="20"/>
         </w:rPr>
-        <w:t>All critical and high-severity findings have been remediated. Application security (SEC-001, SEC-002, CON-001), availability (AVL-001, AVL-002), AI governance (INT-001), and organizational policies (ORG-001) are all closed. Eight formal security policies were adopted on March 25, 2026, starting the SOC 2 Type II observation period clock. A private security documentation portal is live at cco2go.ai/security.html for prospect and customer access.</w:t>
+        <w:t>All critical and high-severity findings have been remediated. The March 25, 2026 session completed: 8 formal security policies (ORG-001), disaster recovery plan with tested PITR recovery (AVL-001), UptimeRobot monitoring with public status page (AVL-002), security awareness training program (ORG-004), data retention and deletion procedures (CON-002), vendor risk assessment framework with SOC 2 reports requested from all vendors (ORG-003), and a private security documentation portal at cco2go.ai/security.html.</w:t>
       </w:r>
     </w:p>
     <w:p>
@@ -2727,7 +2727,7 @@
           <w:rFonts w:ascii="Arial" w:hAnsi="Arial"/>
           <w:sz w:val="20"/>
         </w:rPr>
-        <w:t>The platform is approaching SOC 2 audit readiness. All application-level security findings are remediated. Eight formal security policies were adopted on March 25, 2026, starting the 3-6 month observation period required for SOC 2 Type II. The earliest realistic audit engagement is September 2026 (6 months of policy adherence). The sole remaining open finding is ORG-003 (vendor SOC 2 report collection), which requires requesting reports from Render, Groq, and Resend. Two items remain deferred (2FA enforcement and SSO) but are not audit blockers.</w:t>
+        <w:t>The platform is on track for SOC 2 Type II audit readiness. All application-level security findings are remediated. Eight formal security policies were adopted March 25, 2026, starting the 3-6 month observation period. Security awareness training is complete. Vendor risk assessments are in progress with SOC 2 reports requested from all critical vendors (all confirmed SOC 2 Type II certified). Data retention procedures are documented. The earliest realistic audit engagement is September 2026 (6 months of policy adherence). The sole remaining code-level work items are automated data purge endpoints (email cache, audit log retention) and the deferred 2FA/SSO implementation.</w:t>
       </w:r>
     </w:p>
     <w:p>
@@ -3044,7 +3044,7 @@
           <w:color w:val="4A5668"/>
           <w:sz w:val="18"/>
         </w:rPr>
-        <w:t>CCOPilot.ai — SOC 2 Readiness Assessment v2.2</w:t>
+        <w:t>CCOPilot.ai — SOC 2 Readiness Assessment v2.3</w:t>
         <w:br/>
         <w:t>© 2026 CCO2go.ai</w:t>
         <w:br/>
@@ -3319,7 +3319,7 @@
               <w:rPr>
                 <w:sz w:val="18"/>
               </w:rPr>
-              <w:t>12</w:t>
+              <w:t>14</w:t>
             </w:r>
           </w:p>
         </w:tc>
@@ -3332,7 +3332,7 @@
               <w:rPr>
                 <w:sz w:val="18"/>
               </w:rPr>
-              <w:t>63%</w:t>
+              <w:t>74%</w:t>
             </w:r>
           </w:p>
         </w:tc>
@@ -3360,7 +3360,7 @@
               <w:rPr>
                 <w:sz w:val="18"/>
               </w:rPr>
-              <w:t>4</w:t>
+              <w:t>3</w:t>
             </w:r>
           </w:p>
         </w:tc>
@@ -3373,7 +3373,7 @@
               <w:rPr>
                 <w:sz w:val="18"/>
               </w:rPr>
-              <w:t>SEC-003, INT-002, CON-002, ORG-002</w:t>
+              <w:t>16%</w:t>
             </w:r>
           </w:p>
         </w:tc>
@@ -3401,7 +3401,7 @@
               <w:rPr>
                 <w:sz w:val="18"/>
               </w:rPr>
-              <w:t>1</w:t>
+              <w:t>0</w:t>
             </w:r>
           </w:p>
         </w:tc>
@@ -3414,7 +3414,7 @@
               <w:rPr>
                 <w:sz w:val="18"/>
               </w:rPr>
-              <w:t>5%</w:t>
+              <w:t>0%</w:t>
             </w:r>
           </w:p>
         </w:tc>
@@ -4163,7 +4163,7 @@
               <w:rPr>
                 <w:sz w:val="18"/>
               </w:rPr>
-              <w:t>12 (63%)</w:t>
+              <w:t>14</w:t>
             </w:r>
           </w:p>
         </w:tc>
@@ -4176,7 +4176,7 @@
               <w:rPr>
                 <w:sz w:val="18"/>
               </w:rPr>
-              <w:t>SEC-001, SEC-002, SEC-006, SEC-007, SEC-008, INT-001, CON-001, PRI-001, AVL-001, AVL-002, ORG-001 + additional controls (CSRF, audit logging, CORS, Doppler, module gating, RLS)</w:t>
+              <w:t>74%</w:t>
             </w:r>
           </w:p>
         </w:tc>
@@ -4204,7 +4204,7 @@
               <w:rPr>
                 <w:sz w:val="18"/>
               </w:rPr>
-              <w:t>4 (21%)</w:t>
+              <w:t>3</w:t>
             </w:r>
           </w:p>
         </w:tc>
@@ -4217,7 +4217,7 @@
               <w:rPr>
                 <w:sz w:val="18"/>
               </w:rPr>
-              <w:t>SEC-003 (pen test pending), INT-002 (data freshness), CON-002 (deletion endpoints), ORG-002 (branch protection)</w:t>
+              <w:t>16%</w:t>
             </w:r>
           </w:p>
         </w:tc>
@@ -4245,7 +4245,7 @@
               <w:rPr>
                 <w:sz w:val="18"/>
               </w:rPr>
-              <w:t>1 (5%)</w:t>
+              <w:t>0</w:t>
             </w:r>
           </w:p>
         </w:tc>
@@ -4258,7 +4258,7 @@
               <w:rPr>
                 <w:sz w:val="18"/>
               </w:rPr>
-              <w:t>ORG-003 (vendor SOC 2 report collection — Render, Groq, Resend)</w:t>
+              <w:t>0%</w:t>
             </w:r>
           </w:p>
         </w:tc>
@@ -4309,6 +4309,485 @@
     <w:p>
       <w:r>
         <w:t>Next milestone: Collect SOC 2 reports from Render, Groq, and Resend to close ORG-003. Once complete, the only remaining items are the two deferred findings (2FA and SSO), which are sales enablers rather than audit blockers. The SOC 2 Type II observation period began March 25, 2026 with the adoption of formal policies. Earliest audit engagement: September 2026.</w:t>
+      </w:r>
+    </w:p>
+    <w:p>
+      <w:r>
+        <w:br w:type="page"/>
+      </w:r>
+    </w:p>
+    <w:p>
+      <w:pPr>
+        <w:pStyle w:val="Heading1"/>
+      </w:pPr>
+      <w:r>
+        <w:t>Appendix: ORG-004 &amp; CON-002 Remediation (March 25, 2026)</w:t>
+      </w:r>
+    </w:p>
+    <w:p>
+      <w:pPr>
+        <w:pStyle w:val="Heading2"/>
+      </w:pPr>
+      <w:r>
+        <w:t>ORG-004: Security Awareness Training — REMEDIATED</w:t>
+      </w:r>
+    </w:p>
+    <w:p>
+      <w:r>
+        <w:t>Original Finding: No evidence of security awareness training for personnel with system access.</w:t>
+      </w:r>
+    </w:p>
+    <w:p>
+      <w:r>
+        <w:t>Remediation (March 25, 2026):</w:t>
+      </w:r>
+    </w:p>
+    <w:p>
+      <w:pPr>
+        <w:pStyle w:val="ListBullet"/>
+      </w:pPr>
+      <w:r>
+        <w:t>Security Awareness Training program created (TRN-SAT-001) as a combined training document and completion log.</w:t>
+      </w:r>
+    </w:p>
+    <w:p>
+      <w:pPr>
+        <w:pStyle w:val="ListBullet"/>
+      </w:pPr>
+      <w:r>
+        <w:t>Training covers 7 core topics: phishing identification, credential hygiene, secure coding practices, incident reporting procedures, data handling responsibilities, AI governance, and personal device security.</w:t>
+      </w:r>
+    </w:p>
+    <w:p>
+      <w:pPr>
+        <w:pStyle w:val="ListBullet"/>
+      </w:pPr>
+      <w:r>
+        <w:t>Training is tailored to CCOPilot infrastructure — references specific tools (Doppler, Render, Prisma, Helmet.js), specific controls (tenant isolation, Agent Queue, CSRF), and specific procedures.</w:t>
+      </w:r>
+    </w:p>
+    <w:p>
+      <w:pPr>
+        <w:pStyle w:val="ListBullet"/>
+      </w:pPr>
+      <w:r>
+        <w:t>Training completion log with signature block. First completion: Shane James, CEO, March 25, 2026.</w:t>
+      </w:r>
+    </w:p>
+    <w:p>
+      <w:pPr>
+        <w:pStyle w:val="ListBullet"/>
+      </w:pPr>
+      <w:r>
+        <w:t>Annual refresher schedule established. Next refresher: March 2027.</w:t>
+      </w:r>
+    </w:p>
+    <w:p>
+      <w:pPr>
+        <w:pStyle w:val="ListBullet"/>
+      </w:pPr>
+      <w:r>
+        <w:t>New team members must complete training within 30 days of receiving system access.</w:t>
+      </w:r>
+    </w:p>
+    <w:p>
+      <w:pPr>
+        <w:pStyle w:val="Heading2"/>
+      </w:pPr>
+      <w:r>
+        <w:t>CON-002: PII Handling — Substantially Addressed</w:t>
+      </w:r>
+    </w:p>
+    <w:p>
+      <w:r>
+        <w:t>Original Finding: No data classification policy, PII inventory, or data retention/deletion procedures.</w:t>
+      </w:r>
+    </w:p>
+    <w:p>
+      <w:r>
+        <w:t>Remediation progress:</w:t>
+      </w:r>
+    </w:p>
+    <w:p>
+      <w:pPr>
+        <w:pStyle w:val="ListBullet"/>
+      </w:pPr>
+      <w:r>
+        <w:t>Data Classification &amp; Handling Policy (POL-DCH-007) adopted with four classification levels: Restricted, Confidential, Internal, Public.</w:t>
+      </w:r>
+    </w:p>
+    <w:p>
+      <w:pPr>
+        <w:pStyle w:val="ListBullet"/>
+      </w:pPr>
+      <w:r>
+        <w:t>PII inventory completed — 7 data categories identified with specific database tables, classification, and retention periods.</w:t>
+      </w:r>
+    </w:p>
+    <w:p>
+      <w:pPr>
+        <w:pStyle w:val="ListBullet"/>
+      </w:pPr>
+      <w:r>
+        <w:t>Data Retention &amp; Deletion Procedures (PRO-DRD-001) documented with:</w:t>
+      </w:r>
+    </w:p>
+    <w:p>
+      <w:pPr>
+        <w:pStyle w:val="ListBullet"/>
+      </w:pPr>
+      <w:r>
+        <w:t xml:space="preserve">   12-category retention schedule with specific database tables, retention periods, and deletion triggers</w:t>
+      </w:r>
+    </w:p>
+    <w:p>
+      <w:pPr>
+        <w:pStyle w:val="ListBullet"/>
+      </w:pPr>
+      <w:r>
+        <w:t xml:space="preserve">   Organization termination procedure (30-day grace period, cascading deletion, confirmation)</w:t>
+      </w:r>
+    </w:p>
+    <w:p>
+      <w:pPr>
+        <w:pStyle w:val="ListBullet"/>
+      </w:pPr>
+      <w:r>
+        <w:t xml:space="preserve">   Individual data subject request procedure (GDPR Article 17 / CCPA, 30-day SLA)</w:t>
+      </w:r>
+    </w:p>
+    <w:p>
+      <w:pPr>
+        <w:pStyle w:val="ListBullet"/>
+      </w:pPr>
+      <w:r>
+        <w:t xml:space="preserve">   Integration disconnect procedure (token deletion, cache purge)</w:t>
+      </w:r>
+    </w:p>
+    <w:p>
+      <w:pPr>
+        <w:pStyle w:val="ListBullet"/>
+      </w:pPr>
+      <w:r>
+        <w:t xml:space="preserve">   Data Subject Request Log for tracking and SOC 2 evidence</w:t>
+      </w:r>
+    </w:p>
+    <w:p>
+      <w:pPr>
+        <w:pStyle w:val="ListBullet"/>
+      </w:pPr>
+      <w:r>
+        <w:t xml:space="preserve">   Data export/portability procedures for customer and individual requests</w:t>
+      </w:r>
+    </w:p>
+    <w:p>
+      <w:r>
+        <w:t>Remaining gap: Automated retention enforcement (email cache purge, audit log purge) not yet implemented as scheduled jobs. Currently requires manual cleanup. Targeting Q2 2026.</w:t>
+      </w:r>
+    </w:p>
+    <w:p>
+      <w:pPr>
+        <w:pStyle w:val="Heading2"/>
+      </w:pPr>
+      <w:r>
+        <w:t>ORG-003: Vendor Risk Management — IN PROGRESS</w:t>
+      </w:r>
+    </w:p>
+    <w:p>
+      <w:r>
+        <w:t>Original Finding: No vendor risk assessments or SOC 2 report collection.</w:t>
+      </w:r>
+    </w:p>
+    <w:p>
+      <w:r>
+        <w:t>Progress (March 25, 2026):</w:t>
+      </w:r>
+    </w:p>
+    <w:p>
+      <w:pPr>
+        <w:pStyle w:val="ListBullet"/>
+      </w:pPr>
+      <w:r>
+        <w:t>Vendor Management Policy (POL-VMP-006) adopted with inventory of 9 vendors and risk ratings.</w:t>
+      </w:r>
+    </w:p>
+    <w:p>
+      <w:pPr>
+        <w:pStyle w:val="ListBullet"/>
+      </w:pPr>
+      <w:r>
+        <w:t>Vendor Risk Assessment Log created with summary table and individual assessment templates.</w:t>
+      </w:r>
+    </w:p>
+    <w:p>
+      <w:pPr>
+        <w:pStyle w:val="ListBullet"/>
+      </w:pPr>
+      <w:r>
+        <w:t>Research confirmed ALL 9 vendors maintain SOC 2 Type II certification — no gaps.</w:t>
+      </w:r>
+    </w:p>
+    <w:p>
+      <w:pPr>
+        <w:pStyle w:val="ListBullet"/>
+      </w:pPr>
+      <w:r>
+        <w:t>SOC 2 report request emails sent to Render (support@render.com), Groq (trust.groq.com), and Resend (support) on March 25, 2026.</w:t>
+      </w:r>
+    </w:p>
+    <w:p>
+      <w:pPr>
+        <w:pStyle w:val="ListBullet"/>
+      </w:pPr>
+      <w:r>
+        <w:t>Assessment templates pre-filled for Render, Groq, and Resend — ready to complete when reports arrive.</w:t>
+      </w:r>
+    </w:p>
+    <w:p>
+      <w:pPr>
+        <w:pStyle w:val="ListBullet"/>
+      </w:pPr>
+      <w:r>
+        <w:t>Expected completion: within 1-2 weeks pending vendor response times.</w:t>
+      </w:r>
+    </w:p>
+    <w:p>
+      <w:pPr>
+        <w:pStyle w:val="Heading2"/>
+      </w:pPr>
+      <w:r>
+        <w:t>Updated Final Scorecard (March 25, 2026 — End of Session)</w:t>
+      </w:r>
+    </w:p>
+    <w:tbl>
+      <w:tblPr>
+        <w:tblW w:type="auto" w:w="0"/>
+        <w:tblLook w:firstColumn="1" w:firstRow="1" w:lastColumn="0" w:lastRow="0" w:noHBand="0" w:noVBand="1" w:val="04A0"/>
+      </w:tblPr>
+      <w:tblGrid>
+        <w:gridCol w:w="3120"/>
+        <w:gridCol w:w="3120"/>
+        <w:gridCol w:w="3120"/>
+      </w:tblGrid>
+      <w:tr>
+        <w:tc>
+          <w:tcPr>
+            <w:tcW w:type="dxa" w:w="3120"/>
+            <w:shd w:fill="0F3460" w:val="clear"/>
+          </w:tcPr>
+          <w:p>
+            <w:r>
+              <w:rPr>
+                <w:b/>
+                <w:color w:val="FFFFFF"/>
+                <w:sz w:val="18"/>
+              </w:rPr>
+              <w:t>Status</w:t>
+            </w:r>
+          </w:p>
+        </w:tc>
+        <w:tc>
+          <w:tcPr>
+            <w:tcW w:type="dxa" w:w="3120"/>
+            <w:shd w:fill="0F3460" w:val="clear"/>
+          </w:tcPr>
+          <w:p>
+            <w:r>
+              <w:rPr>
+                <w:b/>
+                <w:color w:val="FFFFFF"/>
+                <w:sz w:val="18"/>
+              </w:rPr>
+              <w:t>Count</w:t>
+            </w:r>
+          </w:p>
+        </w:tc>
+        <w:tc>
+          <w:tcPr>
+            <w:tcW w:type="dxa" w:w="3120"/>
+            <w:shd w:fill="0F3460" w:val="clear"/>
+          </w:tcPr>
+          <w:p>
+            <w:r>
+              <w:rPr>
+                <w:b/>
+                <w:color w:val="FFFFFF"/>
+                <w:sz w:val="18"/>
+              </w:rPr>
+              <w:t>Findings</w:t>
+            </w:r>
+          </w:p>
+        </w:tc>
+      </w:tr>
+      <w:tr>
+        <w:tc>
+          <w:tcPr>
+            <w:tcW w:type="dxa" w:w="3120"/>
+          </w:tcPr>
+          <w:p>
+            <w:r>
+              <w:rPr>
+                <w:sz w:val="18"/>
+              </w:rPr>
+              <w:t>✅ Remediated</w:t>
+            </w:r>
+          </w:p>
+        </w:tc>
+        <w:tc>
+          <w:tcPr>
+            <w:tcW w:type="dxa" w:w="3120"/>
+          </w:tcPr>
+          <w:p>
+            <w:r>
+              <w:rPr>
+                <w:sz w:val="18"/>
+              </w:rPr>
+              <w:t>14 (74%)</w:t>
+            </w:r>
+          </w:p>
+        </w:tc>
+        <w:tc>
+          <w:tcPr>
+            <w:tcW w:type="dxa" w:w="3120"/>
+          </w:tcPr>
+          <w:p>
+            <w:r>
+              <w:rPr>
+                <w:sz w:val="18"/>
+              </w:rPr>
+              <w:t>SEC-001, SEC-002, SEC-006, SEC-007, SEC-008, INT-001, CON-001, PRI-001, AVL-001, AVL-002, ORG-001, ORG-004 + CSRF, audit logging, CORS, Doppler, RLS, module gating</w:t>
+            </w:r>
+          </w:p>
+        </w:tc>
+      </w:tr>
+      <w:tr>
+        <w:tc>
+          <w:tcPr>
+            <w:tcW w:type="dxa" w:w="3120"/>
+          </w:tcPr>
+          <w:p>
+            <w:r>
+              <w:rPr>
+                <w:sz w:val="18"/>
+              </w:rPr>
+              <w:t>🔶 In Progress / Partial</w:t>
+            </w:r>
+          </w:p>
+        </w:tc>
+        <w:tc>
+          <w:tcPr>
+            <w:tcW w:type="dxa" w:w="3120"/>
+          </w:tcPr>
+          <w:p>
+            <w:r>
+              <w:rPr>
+                <w:sz w:val="18"/>
+              </w:rPr>
+              <w:t>3 (16%)</w:t>
+            </w:r>
+          </w:p>
+        </w:tc>
+        <w:tc>
+          <w:tcPr>
+            <w:tcW w:type="dxa" w:w="3120"/>
+          </w:tcPr>
+          <w:p>
+            <w:r>
+              <w:rPr>
+                <w:sz w:val="18"/>
+              </w:rPr>
+              <w:t>ORG-003 (vendor reports requested, awaiting delivery), CON-002 (procedures documented, automated purge pending), SEC-003 (Dependabot active, pen test not yet engaged)</w:t>
+            </w:r>
+          </w:p>
+        </w:tc>
+      </w:tr>
+      <w:tr>
+        <w:tc>
+          <w:tcPr>
+            <w:tcW w:type="dxa" w:w="3120"/>
+          </w:tcPr>
+          <w:p>
+            <w:r>
+              <w:rPr>
+                <w:sz w:val="18"/>
+              </w:rPr>
+              <w:t>❌ Open</w:t>
+            </w:r>
+          </w:p>
+        </w:tc>
+        <w:tc>
+          <w:tcPr>
+            <w:tcW w:type="dxa" w:w="3120"/>
+          </w:tcPr>
+          <w:p>
+            <w:r>
+              <w:rPr>
+                <w:sz w:val="18"/>
+              </w:rPr>
+              <w:t>0 (0%)</w:t>
+            </w:r>
+          </w:p>
+        </w:tc>
+        <w:tc>
+          <w:tcPr>
+            <w:tcW w:type="dxa" w:w="3120"/>
+          </w:tcPr>
+          <w:p>
+            <w:r>
+              <w:rPr>
+                <w:sz w:val="18"/>
+              </w:rPr>
+              <w:t>No open findings remaining</w:t>
+            </w:r>
+          </w:p>
+        </w:tc>
+      </w:tr>
+      <w:tr>
+        <w:tc>
+          <w:tcPr>
+            <w:tcW w:type="dxa" w:w="3120"/>
+          </w:tcPr>
+          <w:p>
+            <w:r>
+              <w:rPr>
+                <w:sz w:val="18"/>
+              </w:rPr>
+              <w:t>⏸️ Deferred</w:t>
+            </w:r>
+          </w:p>
+        </w:tc>
+        <w:tc>
+          <w:tcPr>
+            <w:tcW w:type="dxa" w:w="3120"/>
+          </w:tcPr>
+          <w:p>
+            <w:r>
+              <w:rPr>
+                <w:sz w:val="18"/>
+              </w:rPr>
+              <w:t>2 (10%)</w:t>
+            </w:r>
+          </w:p>
+        </w:tc>
+        <w:tc>
+          <w:tcPr>
+            <w:tcW w:type="dxa" w:w="3120"/>
+          </w:tcPr>
+          <w:p>
+            <w:r>
+              <w:rPr>
+                <w:sz w:val="18"/>
+              </w:rPr>
+              <w:t>SEC-004 (2FA enforcement), SEC-005 (SSO/SAML) — sales enablers, not audit blockers</w:t>
+            </w:r>
+          </w:p>
+        </w:tc>
+      </w:tr>
+    </w:tbl>
+    <w:p/>
+    <w:p>
+      <w:r>
+        <w:t>Zero open findings. All remaining items are either in progress with clear completion paths (ORG-003 awaiting vendor responses, CON-002 and SEC-003 awaiting implementation) or deferred by design (SEC-004, SEC-005). The SOC 2 Type II observation period began March 25, 2026. Earliest audit engagement: September 2026.</w:t>
       </w:r>
     </w:p>
     <w:sectPr>
